--- a/work/reports/web_frontend_backend_current_implementation_20260522.docx
+++ b/work/reports/web_frontend_backend_current_implementation_20260522.docx
@@ -16,7 +16,7 @@
         <w:pStyle w:val="FirstParagraph"/>
       </w:pPr>
       <w:r>
-        <w:t xml:space="preserve">更新时间：2026-05-23 00:20:00 CST</w:t>
+        <w:t xml:space="preserve">更新时间：2026-05-23 02:35:00 CST</w:t>
       </w:r>
       <w:r>
         <w:br/>
@@ -49,7 +49,7 @@
         <w:t xml:space="preserve"> </w:t>
       </w:r>
       <w:r>
-        <w:t xml:space="preserve">单服务运行态、浏览器帧上传格式、历史多前端代理方案、未来后端池扩展方案</w:t>
+        <w:t xml:space="preserve">单服务运行态、浏览器帧上传格式、评分模块热重载、历史多前端代理方案、未来后端池扩展方案</w:t>
       </w:r>
     </w:p>
     <w:bookmarkStart w:id="20" w:name="当前设计结论"/>
@@ -166,6 +166,66 @@
       </w:pPr>
       <w:r>
         <w:t xml:space="preserve">隐藏参考视频时会保留参考开启时的用户视频宽度，只隐藏右侧参考块，避免用户视频过高导致按钮和提示文本被挤出首屏。</w:t>
+      </w:r>
+    </w:p>
+    <w:p>
+      <w:pPr>
+        <w:numPr>
+          <w:ilvl w:val="0"/>
+          <w:numId w:val="1001"/>
+        </w:numPr>
+        <w:pStyle w:val="Compact"/>
+      </w:pPr>
+      <w:r>
+        <w:t xml:space="preserve">评分算法和 Holistic worker 已进一步解耦：</w:t>
+      </w:r>
+      <w:r>
+        <w:rPr>
+          <w:rStyle w:val="VerbatimChar"/>
+        </w:rPr>
+        <w:t xml:space="preserve">5080</w:t>
+      </w:r>
+      <w:r>
+        <w:t xml:space="preserve"> </w:t>
+      </w:r>
+      <w:r>
+        <w:t xml:space="preserve">后端进程内新增</w:t>
+      </w:r>
+      <w:r>
+        <w:t xml:space="preserve"> </w:t>
+      </w:r>
+      <w:r>
+        <w:rPr>
+          <w:rStyle w:val="VerbatimChar"/>
+        </w:rPr>
+        <w:t xml:space="preserve">ScoringModuleService</w:t>
+      </w:r>
+      <w:r>
+        <w:t xml:space="preserve">，评分脚本变更时可热重载</w:t>
+      </w:r>
+      <w:r>
+        <w:t xml:space="preserve"> </w:t>
+      </w:r>
+      <w:r>
+        <w:rPr>
+          <w:rStyle w:val="VerbatimChar"/>
+        </w:rPr>
+        <w:t xml:space="preserve">score_holistic_sequence_mvp.py</w:t>
+      </w:r>
+      <w:r>
+        <w:t xml:space="preserve">，不需要重启常驻</w:t>
+      </w:r>
+      <w:r>
+        <w:t xml:space="preserve"> </w:t>
+      </w:r>
+      <w:r>
+        <w:rPr>
+          <w:rStyle w:val="VerbatimChar"/>
+        </w:rPr>
+        <w:t xml:space="preserve">holistic_worker_daemon.py</w:t>
+      </w:r>
+      <w:r>
+        <w:t xml:space="preserve">。</w:t>
       </w:r>
     </w:p>
     <w:p>
@@ -681,7 +741,7 @@
         <w:rPr>
           <w:rStyle w:val="VerbatimChar"/>
         </w:rPr>
-        <w:t xml:space="preserve">  | DTW + 分组误差 + sequence penalty</w:t>
+        <w:t xml:space="preserve">  | 语义权重 + 动态帧权重 + 混合时序对齐 + 分组误差</w:t>
       </w:r>
       <w:r>
         <w:br/>
@@ -1808,6 +1868,141 @@
         <w:rPr>
           <w:rStyle w:val="DataTypeTok"/>
         </w:rPr>
+        <w:t xml:space="preserve">"frame_weights"</w:t>
+      </w:r>
+      <w:r>
+        <w:rPr>
+          <w:rStyle w:val="FunctionTok"/>
+        </w:rPr>
+        <w:t xml:space="preserve">:</w:t>
+      </w:r>
+      <w:r>
+        <w:rPr>
+          <w:rStyle w:val="NormalTok"/>
+        </w:rPr>
+        <w:t xml:space="preserve"> </w:t>
+      </w:r>
+      <w:r>
+        <w:rPr>
+          <w:rStyle w:val="OtherTok"/>
+        </w:rPr>
+        <w:t xml:space="preserve">[</w:t>
+      </w:r>
+      <w:r>
+        <w:rPr>
+          <w:rStyle w:val="FloatTok"/>
+        </w:rPr>
+        <w:t xml:space="preserve">1.0</w:t>
+      </w:r>
+      <w:r>
+        <w:rPr>
+          <w:rStyle w:val="OtherTok"/>
+        </w:rPr>
+        <w:t xml:space="preserve">,</w:t>
+      </w:r>
+      <w:r>
+        <w:rPr>
+          <w:rStyle w:val="NormalTok"/>
+        </w:rPr>
+        <w:t xml:space="preserve"> </w:t>
+      </w:r>
+      <w:r>
+        <w:rPr>
+          <w:rStyle w:val="FloatTok"/>
+        </w:rPr>
+        <w:t xml:space="preserve">1.3</w:t>
+      </w:r>
+      <w:r>
+        <w:rPr>
+          <w:rStyle w:val="OtherTok"/>
+        </w:rPr>
+        <w:t xml:space="preserve">,</w:t>
+      </w:r>
+      <w:r>
+        <w:rPr>
+          <w:rStyle w:val="NormalTok"/>
+        </w:rPr>
+        <w:t xml:space="preserve"> </w:t>
+      </w:r>
+      <w:r>
+        <w:rPr>
+          <w:rStyle w:val="FloatTok"/>
+        </w:rPr>
+        <w:t xml:space="preserve">1.8</w:t>
+      </w:r>
+      <w:r>
+        <w:rPr>
+          <w:rStyle w:val="OtherTok"/>
+        </w:rPr>
+        <w:t xml:space="preserve">,</w:t>
+      </w:r>
+      <w:r>
+        <w:rPr>
+          <w:rStyle w:val="NormalTok"/>
+        </w:rPr>
+        <w:t xml:space="preserve"> </w:t>
+      </w:r>
+      <w:r>
+        <w:rPr>
+          <w:rStyle w:val="FloatTok"/>
+        </w:rPr>
+        <w:t xml:space="preserve">1.2</w:t>
+      </w:r>
+      <w:r>
+        <w:rPr>
+          <w:rStyle w:val="OtherTok"/>
+        </w:rPr>
+        <w:t xml:space="preserve">,</w:t>
+      </w:r>
+      <w:r>
+        <w:rPr>
+          <w:rStyle w:val="NormalTok"/>
+        </w:rPr>
+        <w:t xml:space="preserve"> </w:t>
+      </w:r>
+      <w:r>
+        <w:rPr>
+          <w:rStyle w:val="DecValTok"/>
+        </w:rPr>
+        <w:t xml:space="preserve">0</w:t>
+      </w:r>
+      <w:r>
+        <w:rPr>
+          <w:rStyle w:val="ErrorTok"/>
+        </w:rPr>
+        <w:t xml:space="preserve">.</w:t>
+      </w:r>
+      <w:r>
+        <w:rPr>
+          <w:rStyle w:val="DecValTok"/>
+        </w:rPr>
+        <w:t xml:space="preserve">8</w:t>
+      </w:r>
+      <w:r>
+        <w:rPr>
+          <w:rStyle w:val="OtherTok"/>
+        </w:rPr>
+        <w:t xml:space="preserve">]</w:t>
+      </w:r>
+      <w:r>
+        <w:rPr>
+          <w:rStyle w:val="FunctionTok"/>
+        </w:rPr>
+        <w:t xml:space="preserve">,</w:t>
+      </w:r>
+      <w:r>
+        <w:br/>
+      </w:r>
+      <w:r>
+        <w:rPr>
+          <w:rStyle w:val="NormalTok"/>
+        </w:rPr>
+        <w:t xml:space="preserve">  </w:t>
+      </w:r>
+      <w:r>
+        <w:rPr>
+          <w:rStyle w:val="DataTypeTok"/>
+        </w:rPr>
         <w:t xml:space="preserve">"frames"</w:t>
       </w:r>
       <w:r>
@@ -2442,6 +2637,18 @@
     </w:p>
     <w:p>
       <w:pPr>
+        <w:numPr>
+          <w:ilvl w:val="0"/>
+          <w:numId w:val="1005"/>
+        </w:numPr>
+        <w:pStyle w:val="Compact"/>
+      </w:pPr>
+      <w:r>
+        <w:t xml:space="preserve">评分前检查评分脚本 mtime，如发生变化则热重载打分模块；这一步不重启 Holistic worker。</w:t>
+      </w:r>
+    </w:p>
+    <w:p>
+      <w:pPr>
         <w:pStyle w:val="FirstParagraph"/>
       </w:pPr>
       <w:r>
@@ -2456,7 +2663,7 @@
         <w:rPr>
           <w:rStyle w:val="VerbatimChar"/>
         </w:rPr>
-        <w:t xml:space="preserve">/data/WYC/signLanguage/work/generated/scoring_mvp_run2/all_demo_step4_worker_cache_v2/results/</w:t>
+        <w:t xml:space="preserve">/data/WYC/signLanguage/work/generated/scoring_mvp_run3/all_demo_step2_worker_cache_semantic_v1/results/</w:t>
       </w:r>
     </w:p>
     <w:p>
@@ -2746,6 +2953,93 @@
           <w:rStyle w:val="DecValTok"/>
         </w:rPr>
         <w:t xml:space="preserve">2</w:t>
+      </w:r>
+      <w:r>
+        <w:rPr>
+          <w:rStyle w:val="OtherTok"/>
+        </w:rPr>
+        <w:t xml:space="preserve">]</w:t>
+      </w:r>
+      <w:r>
+        <w:rPr>
+          <w:rStyle w:val="FunctionTok"/>
+        </w:rPr>
+        <w:t xml:space="preserve">,</w:t>
+      </w:r>
+      <w:r>
+        <w:br/>
+      </w:r>
+      <w:r>
+        <w:rPr>
+          <w:rStyle w:val="NormalTok"/>
+        </w:rPr>
+        <w:t xml:space="preserve">  </w:t>
+      </w:r>
+      <w:r>
+        <w:rPr>
+          <w:rStyle w:val="DataTypeTok"/>
+        </w:rPr>
+        <w:t xml:space="preserve">"frame_weights"</w:t>
+      </w:r>
+      <w:r>
+        <w:rPr>
+          <w:rStyle w:val="FunctionTok"/>
+        </w:rPr>
+        <w:t xml:space="preserve">:</w:t>
+      </w:r>
+      <w:r>
+        <w:rPr>
+          <w:rStyle w:val="NormalTok"/>
+        </w:rPr>
+        <w:t xml:space="preserve"> </w:t>
+      </w:r>
+      <w:r>
+        <w:rPr>
+          <w:rStyle w:val="OtherTok"/>
+        </w:rPr>
+        <w:t xml:space="preserve">[</w:t>
+      </w:r>
+      <w:r>
+        <w:rPr>
+          <w:rStyle w:val="FloatTok"/>
+        </w:rPr>
+        <w:t xml:space="preserve">1.0</w:t>
+      </w:r>
+      <w:r>
+        <w:rPr>
+          <w:rStyle w:val="OtherTok"/>
+        </w:rPr>
+        <w:t xml:space="preserve">,</w:t>
+      </w:r>
+      <w:r>
+        <w:rPr>
+          <w:rStyle w:val="NormalTok"/>
+        </w:rPr>
+        <w:t xml:space="preserve"> </w:t>
+      </w:r>
+      <w:r>
+        <w:rPr>
+          <w:rStyle w:val="FloatTok"/>
+        </w:rPr>
+        <w:t xml:space="preserve">1.4</w:t>
+      </w:r>
+      <w:r>
+        <w:rPr>
+          <w:rStyle w:val="OtherTok"/>
+        </w:rPr>
+        <w:t xml:space="preserve">,</w:t>
+      </w:r>
+      <w:r>
+        <w:rPr>
+          <w:rStyle w:val="NormalTok"/>
+        </w:rPr>
+        <w:t xml:space="preserve"> </w:t>
+      </w:r>
+      <w:r>
+        <w:rPr>
+          <w:rStyle w:val="FloatTok"/>
+        </w:rPr>
+        <w:t xml:space="preserve">1.9</w:t>
       </w:r>
       <w:r>
         <w:rPr>
@@ -3072,6 +3366,30 @@
     </w:p>
     <w:p>
       <w:pPr>
+        <w:numPr>
+          <w:ilvl w:val="0"/>
+          <w:numId w:val="1006"/>
+        </w:numPr>
+        <w:pStyle w:val="Compact"/>
+      </w:pPr>
+      <w:r>
+        <w:t xml:space="preserve">如果请求带有</w:t>
+      </w:r>
+      <w:r>
+        <w:t xml:space="preserve"> </w:t>
+      </w:r>
+      <w:r>
+        <w:rPr>
+          <w:rStyle w:val="VerbatimChar"/>
+        </w:rPr>
+        <w:t xml:space="preserve">frame_weights</w:t>
+      </w:r>
+      <w:r>
+        <w:t xml:space="preserve">，同步写入每帧记录，供评分阶段合并浏览器侧采样能量先验。</w:t>
+      </w:r>
+    </w:p>
+    <w:p>
+      <w:pPr>
         <w:pStyle w:val="FirstParagraph"/>
       </w:pPr>
       <w:r>
@@ -3106,7 +3424,7 @@
         <w:pStyle w:val="Compact"/>
       </w:pPr>
       <w:r>
-        <w:t xml:space="preserve">raw landmark 特征整理。</w:t>
+        <w:t xml:space="preserve">raw landmark 特征整理、身体尺度归一化和 mask 缺失处理。</w:t>
       </w:r>
     </w:p>
     <w:p>
@@ -3118,7 +3436,7 @@
         <w:pStyle w:val="Compact"/>
       </w:pPr>
       <w:r>
-        <w:t xml:space="preserve">身体尺度归一化。</w:t>
+        <w:t xml:space="preserve">文本语义 profile 加权，突出目标词的重要手/手形/手臂特征。</w:t>
       </w:r>
     </w:p>
     <w:p>
@@ -3130,7 +3448,37 @@
         <w:pStyle w:val="Compact"/>
       </w:pPr>
       <w:r>
-        <w:t xml:space="preserve">mask 缺失处理。</w:t>
+        <w:t xml:space="preserve">模板侧</w:t>
+      </w:r>
+      <w:r>
+        <w:t xml:space="preserve"> </w:t>
+      </w:r>
+      <w:r>
+        <w:rPr>
+          <w:rStyle w:val="VerbatimChar"/>
+        </w:rPr>
+        <w:t xml:space="preserve">semantic_frame_weights.json</w:t>
+      </w:r>
+      <w:r>
+        <w:t xml:space="preserve"> </w:t>
+      </w:r>
+      <w:r>
+        <w:t xml:space="preserve">与用户侧</w:t>
+      </w:r>
+      <w:r>
+        <w:t xml:space="preserve"> </w:t>
+      </w:r>
+      <w:r>
+        <w:rPr>
+          <w:rStyle w:val="VerbatimChar"/>
+        </w:rPr>
+        <w:t xml:space="preserve">frame_weights</w:t>
+      </w:r>
+      <w:r>
+        <w:t xml:space="preserve"> </w:t>
+      </w:r>
+      <w:r>
+        <w:t xml:space="preserve">合并为动态逐帧权重。</w:t>
       </w:r>
     </w:p>
     <w:p>
@@ -3142,7 +3490,31 @@
         <w:pStyle w:val="Compact"/>
       </w:pPr>
       <w:r>
-        <w:t xml:space="preserve">DTW 时序对齐。</w:t>
+        <w:t xml:space="preserve">按标准模板动作长度选择混合对齐策略：</w:t>
+      </w:r>
+      <w:r>
+        <w:rPr>
+          <w:rStyle w:val="VerbatimChar"/>
+        </w:rPr>
+        <w:t xml:space="preserve">花</w:t>
+      </w:r>
+      <w:r>
+        <w:t xml:space="preserve"> </w:t>
+      </w:r>
+      <w:r>
+        <w:t xml:space="preserve">等长动作使用完整序列语义加权 DTW，并保留动作窗口诊断；</w:t>
+      </w:r>
+      <w:r>
+        <w:rPr>
+          <w:rStyle w:val="VerbatimChar"/>
+        </w:rPr>
+        <w:t xml:space="preserve">跳</w:t>
+      </w:r>
+      <w:r>
+        <w:t xml:space="preserve"> </w:t>
+      </w:r>
+      <w:r>
+        <w:t xml:space="preserve">等短促动作使用语义动作窗口 DTW。</w:t>
       </w:r>
     </w:p>
     <w:p>
@@ -3154,7 +3526,40 @@
         <w:pStyle w:val="Compact"/>
       </w:pPr>
       <w:r>
-        <w:t xml:space="preserve">分组平均距离。</w:t>
+        <w:t xml:space="preserve">输出分组平均距离、sequence penalty、</w:t>
+      </w:r>
+      <w:r>
+        <w:rPr>
+          <w:rStyle w:val="VerbatimChar"/>
+        </w:rPr>
+        <w:t xml:space="preserve">action_window</w:t>
+      </w:r>
+      <w:r>
+        <w:t xml:space="preserve">、</w:t>
+      </w:r>
+      <w:r>
+        <w:rPr>
+          <w:rStyle w:val="VerbatimChar"/>
+        </w:rPr>
+        <w:t xml:space="preserve">alignment_policy</w:t>
+      </w:r>
+      <w:r>
+        <w:t xml:space="preserve"> </w:t>
+      </w:r>
+      <w:r>
+        <w:t xml:space="preserve">和</w:t>
+      </w:r>
+      <w:r>
+        <w:t xml:space="preserve"> </w:t>
+      </w:r>
+      <w:r>
+        <w:rPr>
+          <w:rStyle w:val="VerbatimChar"/>
+        </w:rPr>
+        <w:t xml:space="preserve">frame_weight_summary</w:t>
+      </w:r>
+      <w:r>
+        <w:t xml:space="preserve">。</w:t>
       </w:r>
     </w:p>
     <w:p>
@@ -3166,22 +3571,77 @@
         <w:pStyle w:val="Compact"/>
       </w:pPr>
       <w:r>
-        <w:t xml:space="preserve">sequence penalty。</w:t>
+        <w:rPr>
+          <w:rStyle w:val="VerbatimChar"/>
+        </w:rPr>
+        <w:t xml:space="preserve">prototype_score</w:t>
+      </w:r>
+      <w:r>
+        <w:t xml:space="preserve">。</w:t>
+      </w:r>
+    </w:p>
+    <w:p>
+      <w:pPr>
+        <w:pStyle w:val="FirstParagraph"/>
+      </w:pPr>
+      <w:r>
+        <w:t xml:space="preserve">当前分数仍是 demo-only prototype similarity，不是正式用户评分阈值。</w:t>
+      </w:r>
+    </w:p>
+    <w:p>
+      <w:pPr>
+        <w:pStyle w:val="BodyText"/>
+      </w:pPr>
+      <w:r>
+        <w:t xml:space="preserve">评分模块热重载：</w:t>
       </w:r>
     </w:p>
     <w:p>
       <w:pPr>
         <w:numPr>
           <w:ilvl w:val="0"/>
-          <w:numId w:val="1007"/>
+          <w:numId w:val="1008"/>
         </w:numPr>
         <w:pStyle w:val="Compact"/>
       </w:pPr>
       <w:r>
-        <w:rPr>
-          <w:rStyle w:val="VerbatimChar"/>
-        </w:rPr>
-        <w:t xml:space="preserve">prototype_score</w:t>
+        <w:t xml:space="preserve">自动热重载：</w:t>
+      </w:r>
+      <w:r>
+        <w:rPr>
+          <w:rStyle w:val="VerbatimChar"/>
+        </w:rPr>
+        <w:t xml:space="preserve">/api/score</w:t>
+      </w:r>
+      <w:r>
+        <w:t xml:space="preserve"> </w:t>
+      </w:r>
+      <w:r>
+        <w:t xml:space="preserve">每次评分前检查</w:t>
+      </w:r>
+      <w:r>
+        <w:t xml:space="preserve"> </w:t>
+      </w:r>
+      <w:r>
+        <w:rPr>
+          <w:rStyle w:val="VerbatimChar"/>
+        </w:rPr>
+        <w:t xml:space="preserve">/data/WYC/signLanguage/work/scripts/score_holistic_sequence_mvp.py</w:t>
+      </w:r>
+      <w:r>
+        <w:t xml:space="preserve"> </w:t>
+      </w:r>
+      <w:r>
+        <w:t xml:space="preserve">的 mtime，检测到变化时执行</w:t>
+      </w:r>
+      <w:r>
+        <w:t xml:space="preserve"> </w:t>
+      </w:r>
+      <w:r>
+        <w:rPr>
+          <w:rStyle w:val="VerbatimChar"/>
+        </w:rPr>
+        <w:t xml:space="preserve">importlib.reload</w:t>
       </w:r>
       <w:r>
         <w:t xml:space="preserve">。</w:t>
@@ -3189,10 +3649,143 @@
     </w:p>
     <w:p>
       <w:pPr>
-        <w:pStyle w:val="FirstParagraph"/>
-      </w:pPr>
-      <w:r>
-        <w:t xml:space="preserve">当前分数仍是 demo-only prototype similarity，不是正式用户评分阈值。</w:t>
+        <w:numPr>
+          <w:ilvl w:val="0"/>
+          <w:numId w:val="1008"/>
+        </w:numPr>
+        <w:pStyle w:val="Compact"/>
+      </w:pPr>
+      <w:r>
+        <w:t xml:space="preserve">手动热重载：</w:t>
+      </w:r>
+      <w:r>
+        <w:rPr>
+          <w:rStyle w:val="VerbatimChar"/>
+        </w:rPr>
+        <w:t xml:space="preserve">POST /api/admin/reload-scoring</w:t>
+      </w:r>
+      <w:r>
+        <w:t xml:space="preserve">。</w:t>
+      </w:r>
+    </w:p>
+    <w:p>
+      <w:pPr>
+        <w:numPr>
+          <w:ilvl w:val="0"/>
+          <w:numId w:val="1008"/>
+        </w:numPr>
+        <w:pStyle w:val="Compact"/>
+      </w:pPr>
+      <w:r>
+        <w:t xml:space="preserve">状态查看：</w:t>
+      </w:r>
+      <w:r>
+        <w:rPr>
+          <w:rStyle w:val="VerbatimChar"/>
+        </w:rPr>
+        <w:t xml:space="preserve">GET /api/status</w:t>
+      </w:r>
+      <w:r>
+        <w:t xml:space="preserve"> </w:t>
+      </w:r>
+      <w:r>
+        <w:t xml:space="preserve">的</w:t>
+      </w:r>
+      <w:r>
+        <w:t xml:space="preserve"> </w:t>
+      </w:r>
+      <w:r>
+        <w:rPr>
+          <w:rStyle w:val="VerbatimChar"/>
+        </w:rPr>
+        <w:t xml:space="preserve">scoring_module</w:t>
+      </w:r>
+      <w:r>
+        <w:t xml:space="preserve"> </w:t>
+      </w:r>
+      <w:r>
+        <w:t xml:space="preserve">字段包含</w:t>
+      </w:r>
+      <w:r>
+        <w:t xml:space="preserve"> </w:t>
+      </w:r>
+      <w:r>
+        <w:rPr>
+          <w:rStyle w:val="VerbatimChar"/>
+        </w:rPr>
+        <w:t xml:space="preserve">module_file</w:t>
+      </w:r>
+      <w:r>
+        <w:t xml:space="preserve">、</w:t>
+      </w:r>
+      <w:r>
+        <w:rPr>
+          <w:rStyle w:val="VerbatimChar"/>
+        </w:rPr>
+        <w:t xml:space="preserve">loaded_at</w:t>
+      </w:r>
+      <w:r>
+        <w:t xml:space="preserve">、</w:t>
+      </w:r>
+      <w:r>
+        <w:rPr>
+          <w:rStyle w:val="VerbatimChar"/>
+        </w:rPr>
+        <w:t xml:space="preserve">reload_count</w:t>
+      </w:r>
+      <w:r>
+        <w:t xml:space="preserve"> </w:t>
+      </w:r>
+      <w:r>
+        <w:t xml:space="preserve">和</w:t>
+      </w:r>
+      <w:r>
+        <w:t xml:space="preserve"> </w:t>
+      </w:r>
+      <w:r>
+        <w:rPr>
+          <w:rStyle w:val="VerbatimChar"/>
+        </w:rPr>
+        <w:t xml:space="preserve">last_reload_error</w:t>
+      </w:r>
+      <w:r>
+        <w:t xml:space="preserve">。</w:t>
+      </w:r>
+    </w:p>
+    <w:p>
+      <w:pPr>
+        <w:numPr>
+          <w:ilvl w:val="0"/>
+          <w:numId w:val="1008"/>
+        </w:numPr>
+        <w:pStyle w:val="Compact"/>
+      </w:pPr>
+      <w:r>
+        <w:t xml:space="preserve">该机制只重载打分模块，不触碰</w:t>
+      </w:r>
+      <w:r>
+        <w:t xml:space="preserve"> </w:t>
+      </w:r>
+      <w:r>
+        <w:rPr>
+          <w:rStyle w:val="VerbatimChar"/>
+        </w:rPr>
+        <w:t xml:space="preserve">HolisticWorkerService</w:t>
+      </w:r>
+      <w:r>
+        <w:t xml:space="preserve">、不重启</w:t>
+      </w:r>
+      <w:r>
+        <w:t xml:space="preserve"> </w:t>
+      </w:r>
+      <w:r>
+        <w:rPr>
+          <w:rStyle w:val="VerbatimChar"/>
+        </w:rPr>
+        <w:t xml:space="preserve">holistic_worker_daemon.py</w:t>
+      </w:r>
+      <w:r>
+        <w:t xml:space="preserve">。</w:t>
       </w:r>
     </w:p>
     <w:bookmarkEnd w:id="27"/>
@@ -3410,6 +4003,93 @@
               <w:rPr>
                 <w:rStyle w:val="VerbatimChar"/>
               </w:rPr>
+              <w:t xml:space="preserve">score.alignment_policy</w:t>
+            </w:r>
+          </w:p>
+        </w:tc>
+        <w:tc>
+          <w:tcPr/>
+          <w:p>
+            <w:pPr>
+              <w:pStyle w:val="Compact"/>
+              <w:jc w:val="left"/>
+            </w:pPr>
+            <w:r>
+              <w:t xml:space="preserve">当前采用完整序列还是动作窗口评分</w:t>
+            </w:r>
+          </w:p>
+        </w:tc>
+      </w:tr>
+      <w:tr>
+        <w:tc>
+          <w:tcPr/>
+          <w:p>
+            <w:pPr>
+              <w:pStyle w:val="Compact"/>
+              <w:jc w:val="left"/>
+            </w:pPr>
+            <w:r>
+              <w:rPr>
+                <w:rStyle w:val="VerbatimChar"/>
+              </w:rPr>
+              <w:t xml:space="preserve">score.action_window</w:t>
+            </w:r>
+          </w:p>
+        </w:tc>
+        <w:tc>
+          <w:tcPr/>
+          <w:p>
+            <w:pPr>
+              <w:pStyle w:val="Compact"/>
+              <w:jc w:val="left"/>
+            </w:pPr>
+            <w:r>
+              <w:t xml:space="preserve">标准/用户动作窗口诊断</w:t>
+            </w:r>
+          </w:p>
+        </w:tc>
+      </w:tr>
+      <w:tr>
+        <w:tc>
+          <w:tcPr/>
+          <w:p>
+            <w:pPr>
+              <w:pStyle w:val="Compact"/>
+              <w:jc w:val="left"/>
+            </w:pPr>
+            <w:r>
+              <w:rPr>
+                <w:rStyle w:val="VerbatimChar"/>
+              </w:rPr>
+              <w:t xml:space="preserve">score.frame_weight_summary</w:t>
+            </w:r>
+          </w:p>
+        </w:tc>
+        <w:tc>
+          <w:tcPr/>
+          <w:p>
+            <w:pPr>
+              <w:pStyle w:val="Compact"/>
+              <w:jc w:val="left"/>
+            </w:pPr>
+            <w:r>
+              <w:t xml:space="preserve">动态帧权重摘要</w:t>
+            </w:r>
+          </w:p>
+        </w:tc>
+      </w:tr>
+      <w:tr>
+        <w:tc>
+          <w:tcPr/>
+          <w:p>
+            <w:pPr>
+              <w:pStyle w:val="Compact"/>
+              <w:jc w:val="left"/>
+            </w:pPr>
+            <w:r>
+              <w:rPr>
+                <w:rStyle w:val="VerbatimChar"/>
+              </w:rPr>
               <w:t xml:space="preserve">score.group_mean_distance</w:t>
             </w:r>
           </w:p>
@@ -3695,7 +4375,7 @@
       <w:pPr>
         <w:numPr>
           <w:ilvl w:val="0"/>
-          <w:numId w:val="1008"/>
+          <w:numId w:val="1009"/>
         </w:numPr>
         <w:pStyle w:val="Compact"/>
       </w:pPr>
@@ -3716,269 +4396,6 @@
       </w:r>
       <w:r>
         <w:t xml:space="preserve">常驻，不因页面调整重启。</w:t>
-      </w:r>
-    </w:p>
-    <w:p>
-      <w:pPr>
-        <w:numPr>
-          <w:ilvl w:val="0"/>
-          <w:numId w:val="1008"/>
-        </w:numPr>
-        <w:pStyle w:val="Compact"/>
-      </w:pPr>
-      <w:r>
-        <w:t xml:space="preserve">默认直接更新</w:t>
-      </w:r>
-      <w:r>
-        <w:t xml:space="preserve"> </w:t>
-      </w:r>
-      <w:r>
-        <w:rPr>
-          <w:rStyle w:val="VerbatimChar"/>
-        </w:rPr>
-        <w:t xml:space="preserve">5080</w:t>
-      </w:r>
-      <w:r>
-        <w:t xml:space="preserve"> </w:t>
-      </w:r>
-      <w:r>
-        <w:t xml:space="preserve">静态页面，不重启</w:t>
-      </w:r>
-      <w:r>
-        <w:t xml:space="preserve"> </w:t>
-      </w:r>
-      <w:r>
-        <w:rPr>
-          <w:rStyle w:val="VerbatimChar"/>
-        </w:rPr>
-        <w:t xml:space="preserve">5080</w:t>
-      </w:r>
-      <w:r>
-        <w:t xml:space="preserve"> </w:t>
-      </w:r>
-      <w:r>
-        <w:t xml:space="preserve">后端进程。</w:t>
-      </w:r>
-    </w:p>
-    <w:p>
-      <w:pPr>
-        <w:numPr>
-          <w:ilvl w:val="0"/>
-          <w:numId w:val="1008"/>
-        </w:numPr>
-        <w:pStyle w:val="Compact"/>
-      </w:pPr>
-      <w:r>
-        <w:t xml:space="preserve">需要 AB 对比时再新增</w:t>
-      </w:r>
-      <w:r>
-        <w:t xml:space="preserve"> </w:t>
-      </w:r>
-      <w:r>
-        <w:rPr>
-          <w:rStyle w:val="VerbatimChar"/>
-        </w:rPr>
-        <w:t xml:space="preserve">static_vN/</w:t>
-      </w:r>
-      <w:r>
-        <w:t xml:space="preserve"> </w:t>
-      </w:r>
-      <w:r>
-        <w:t xml:space="preserve">和</w:t>
-      </w:r>
-      <w:r>
-        <w:t xml:space="preserve"> </w:t>
-      </w:r>
-      <w:r>
-        <w:rPr>
-          <w:rStyle w:val="VerbatimChar"/>
-        </w:rPr>
-        <w:t xml:space="preserve">backend_vN.py</w:t>
-      </w:r>
-      <w:r>
-        <w:t xml:space="preserve">，选择一个新端口。</w:t>
-      </w:r>
-    </w:p>
-    <w:p>
-      <w:pPr>
-        <w:numPr>
-          <w:ilvl w:val="0"/>
-          <w:numId w:val="1008"/>
-        </w:numPr>
-        <w:pStyle w:val="Compact"/>
-      </w:pPr>
-      <w:r>
-        <w:t xml:space="preserve">新前端只做代理，不创建</w:t>
-      </w:r>
-      <w:r>
-        <w:t xml:space="preserve"> </w:t>
-      </w:r>
-      <w:r>
-        <w:rPr>
-          <w:rStyle w:val="VerbatimChar"/>
-        </w:rPr>
-        <w:t xml:space="preserve">HolisticWorkerService</w:t>
-      </w:r>
-      <w:r>
-        <w:t xml:space="preserve">。</w:t>
-      </w:r>
-    </w:p>
-    <w:p>
-      <w:pPr>
-        <w:numPr>
-          <w:ilvl w:val="0"/>
-          <w:numId w:val="1008"/>
-        </w:numPr>
-        <w:pStyle w:val="Compact"/>
-      </w:pPr>
-      <w:r>
-        <w:t xml:space="preserve">只有评分代码、模板库、worker 协议变化时，才考虑重启</w:t>
-      </w:r>
-      <w:r>
-        <w:t xml:space="preserve"> </w:t>
-      </w:r>
-      <w:r>
-        <w:rPr>
-          <w:rStyle w:val="VerbatimChar"/>
-        </w:rPr>
-        <w:t xml:space="preserve">5080</w:t>
-      </w:r>
-      <w:r>
-        <w:t xml:space="preserve">。</w:t>
-      </w:r>
-    </w:p>
-    <w:p>
-      <w:pPr>
-        <w:pStyle w:val="FirstParagraph"/>
-      </w:pPr>
-      <w:r>
-        <w:t xml:space="preserve">当前 tmux 会话：</w:t>
-      </w:r>
-    </w:p>
-    <w:p>
-      <w:pPr>
-        <w:pStyle w:val="SourceCode"/>
-      </w:pPr>
-      <w:r>
-        <w:rPr>
-          <w:rStyle w:val="VerbatimChar"/>
-        </w:rPr>
-        <w:t xml:space="preserve">signlanguage-web     -&gt; 5080 shared scoring backend + current frontend</w:t>
-      </w:r>
-    </w:p>
-    <w:bookmarkEnd w:id="29"/>
-    <w:bookmarkStart w:id="30" w:name="未来后端池设计"/>
-    <w:p>
-      <w:pPr>
-        <w:pStyle w:val="Heading2"/>
-      </w:pPr>
-      <w:r>
-        <w:t xml:space="preserve">11. 未来后端池设计</w:t>
-      </w:r>
-    </w:p>
-    <w:p>
-      <w:pPr>
-        <w:pStyle w:val="FirstParagraph"/>
-      </w:pPr>
-      <w:r>
-        <w:t xml:space="preserve">当用户并发增加时，可以把现在的单</w:t>
-      </w:r>
-      <w:r>
-        <w:t xml:space="preserve"> </w:t>
-      </w:r>
-      <w:r>
-        <w:rPr>
-          <w:rStyle w:val="VerbatimChar"/>
-        </w:rPr>
-        <w:t xml:space="preserve">5080</w:t>
-      </w:r>
-      <w:r>
-        <w:t xml:space="preserve"> </w:t>
-      </w:r>
-      <w:r>
-        <w:t xml:space="preserve">后端扩展为后端池。推荐演进方式：</w:t>
-      </w:r>
-    </w:p>
-    <w:p>
-      <w:pPr>
-        <w:pStyle w:val="SourceCode"/>
-      </w:pPr>
-      <w:r>
-        <w:rPr>
-          <w:rStyle w:val="VerbatimChar"/>
-        </w:rPr>
-        <w:t xml:space="preserve">前端 5081/5082/5083/...</w:t>
-      </w:r>
-      <w:r>
-        <w:br/>
-      </w:r>
-      <w:r>
-        <w:rPr>
-          <w:rStyle w:val="VerbatimChar"/>
-        </w:rPr>
-        <w:t xml:space="preserve">  |</w:t>
-      </w:r>
-      <w:r>
-        <w:br/>
-      </w:r>
-      <w:r>
-        <w:rPr>
-          <w:rStyle w:val="VerbatimChar"/>
-        </w:rPr>
-        <w:t xml:space="preserve">  v</w:t>
-      </w:r>
-      <w:r>
-        <w:br/>
-      </w:r>
-      <w:r>
-        <w:rPr>
-          <w:rStyle w:val="VerbatimChar"/>
-        </w:rPr>
-        <w:t xml:space="preserve">轻量 API gateway / proxy</w:t>
-      </w:r>
-      <w:r>
-        <w:br/>
-      </w:r>
-      <w:r>
-        <w:rPr>
-          <w:rStyle w:val="VerbatimChar"/>
-        </w:rPr>
-        <w:t xml:space="preserve">  |</w:t>
-      </w:r>
-      <w:r>
-        <w:br/>
-      </w:r>
-      <w:r>
-        <w:rPr>
-          <w:rStyle w:val="VerbatimChar"/>
-        </w:rPr>
-        <w:t xml:space="preserve">  +-- scoring backend A: 5080, worker A</w:t>
-      </w:r>
-      <w:r>
-        <w:br/>
-      </w:r>
-      <w:r>
-        <w:rPr>
-          <w:rStyle w:val="VerbatimChar"/>
-        </w:rPr>
-        <w:t xml:space="preserve">  +-- scoring backend B: 5084, worker B</w:t>
-      </w:r>
-      <w:r>
-        <w:br/>
-      </w:r>
-      <w:r>
-        <w:rPr>
-          <w:rStyle w:val="VerbatimChar"/>
-        </w:rPr>
-        <w:t xml:space="preserve">  +-- scoring backend C: 5085, worker C</w:t>
-      </w:r>
-    </w:p>
-    <w:p>
-      <w:pPr>
-        <w:pStyle w:val="FirstParagraph"/>
-      </w:pPr>
-      <w:r>
-        <w:t xml:space="preserve">后端池需要补充：</w:t>
       </w:r>
     </w:p>
     <w:p>
@@ -3990,16 +4407,37 @@
         <w:pStyle w:val="Compact"/>
       </w:pPr>
       <w:r>
-        <w:t xml:space="preserve">worker 健康状态：</w:t>
-      </w:r>
-      <w:r>
-        <w:rPr>
-          <w:rStyle w:val="VerbatimChar"/>
-        </w:rPr>
-        <w:t xml:space="preserve">ready/startup/error/busy</w:t>
-      </w:r>
-      <w:r>
-        <w:t xml:space="preserve">。</w:t>
+        <w:t xml:space="preserve">默认直接更新</w:t>
+      </w:r>
+      <w:r>
+        <w:t xml:space="preserve"> </w:t>
+      </w:r>
+      <w:r>
+        <w:rPr>
+          <w:rStyle w:val="VerbatimChar"/>
+        </w:rPr>
+        <w:t xml:space="preserve">5080</w:t>
+      </w:r>
+      <w:r>
+        <w:t xml:space="preserve"> </w:t>
+      </w:r>
+      <w:r>
+        <w:t xml:space="preserve">静态页面，不重启</w:t>
+      </w:r>
+      <w:r>
+        <w:t xml:space="preserve"> </w:t>
+      </w:r>
+      <w:r>
+        <w:rPr>
+          <w:rStyle w:val="VerbatimChar"/>
+        </w:rPr>
+        <w:t xml:space="preserve">5080</w:t>
+      </w:r>
+      <w:r>
+        <w:t xml:space="preserve"> </w:t>
+      </w:r>
+      <w:r>
+        <w:t xml:space="preserve">后端进程。</w:t>
       </w:r>
     </w:p>
     <w:p>
@@ -4011,7 +4449,34 @@
         <w:pStyle w:val="Compact"/>
       </w:pPr>
       <w:r>
-        <w:t xml:space="preserve">请求队列或负载均衡：优先发给 ready 且空闲的 worker。</w:t>
+        <w:t xml:space="preserve">需要 AB 对比时再新增</w:t>
+      </w:r>
+      <w:r>
+        <w:t xml:space="preserve"> </w:t>
+      </w:r>
+      <w:r>
+        <w:rPr>
+          <w:rStyle w:val="VerbatimChar"/>
+        </w:rPr>
+        <w:t xml:space="preserve">static_vN/</w:t>
+      </w:r>
+      <w:r>
+        <w:t xml:space="preserve"> </w:t>
+      </w:r>
+      <w:r>
+        <w:t xml:space="preserve">和</w:t>
+      </w:r>
+      <w:r>
+        <w:t xml:space="preserve"> </w:t>
+      </w:r>
+      <w:r>
+        <w:rPr>
+          <w:rStyle w:val="VerbatimChar"/>
+        </w:rPr>
+        <w:t xml:space="preserve">backend_vN.py</w:t>
+      </w:r>
+      <w:r>
+        <w:t xml:space="preserve">，选择一个新端口。</w:t>
       </w:r>
     </w:p>
     <w:p>
@@ -4023,7 +4488,19 @@
         <w:pStyle w:val="Compact"/>
       </w:pPr>
       <w:r>
-        <w:t xml:space="preserve">结果目录隔离：按 backend id 或 request id 分目录。</w:t>
+        <w:t xml:space="preserve">新前端只做代理，不创建</w:t>
+      </w:r>
+      <w:r>
+        <w:t xml:space="preserve"> </w:t>
+      </w:r>
+      <w:r>
+        <w:rPr>
+          <w:rStyle w:val="VerbatimChar"/>
+        </w:rPr>
+        <w:t xml:space="preserve">HolisticWorkerService</w:t>
+      </w:r>
+      <w:r>
+        <w:t xml:space="preserve">。</w:t>
       </w:r>
     </w:p>
     <w:p>
@@ -4035,7 +4512,34 @@
         <w:pStyle w:val="Compact"/>
       </w:pPr>
       <w:r>
-        <w:t xml:space="preserve">超时与失败重试：worker 卡死时切换到其他后端。</w:t>
+        <w:t xml:space="preserve">只改评分算法脚本时，不重启</w:t>
+      </w:r>
+      <w:r>
+        <w:t xml:space="preserve"> </w:t>
+      </w:r>
+      <w:r>
+        <w:rPr>
+          <w:rStyle w:val="VerbatimChar"/>
+        </w:rPr>
+        <w:t xml:space="preserve">5080</w:t>
+      </w:r>
+      <w:r>
+        <w:t xml:space="preserve">；通过自动 mtime 检测或</w:t>
+      </w:r>
+      <w:r>
+        <w:t xml:space="preserve"> </w:t>
+      </w:r>
+      <w:r>
+        <w:rPr>
+          <w:rStyle w:val="VerbatimChar"/>
+        </w:rPr>
+        <w:t xml:space="preserve">POST /api/admin/reload-scoring</w:t>
+      </w:r>
+      <w:r>
+        <w:t xml:space="preserve"> </w:t>
+      </w:r>
+      <w:r>
+        <w:t xml:space="preserve">重载评分模块。</w:t>
       </w:r>
     </w:p>
     <w:p>
@@ -4047,16 +4551,16 @@
         <w:pStyle w:val="Compact"/>
       </w:pPr>
       <w:r>
-        <w:t xml:space="preserve">前端无感：前端仍只请求统一</w:t>
-      </w:r>
-      <w:r>
-        <w:t xml:space="preserve"> </w:t>
-      </w:r>
-      <w:r>
-        <w:rPr>
-          <w:rStyle w:val="VerbatimChar"/>
-        </w:rPr>
-        <w:t xml:space="preserve">/api/score</w:t>
+        <w:t xml:space="preserve">只有后端框架、模板库构建逻辑、worker 协议或 worker 代码变化时，才考虑重启</w:t>
+      </w:r>
+      <w:r>
+        <w:t xml:space="preserve"> </w:t>
+      </w:r>
+      <w:r>
+        <w:rPr>
+          <w:rStyle w:val="VerbatimChar"/>
+        </w:rPr>
+        <w:t xml:space="preserve">5080</w:t>
       </w:r>
       <w:r>
         <w:t xml:space="preserve">。</w:t>
@@ -4067,17 +4571,28 @@
         <w:pStyle w:val="FirstParagraph"/>
       </w:pPr>
       <w:r>
-        <w:t xml:space="preserve">这一步应在有真实并发需求后再做。当前阶段保留一个常驻后端更简单，且避免多 worker 同时初始化 Holistic 带来的资源压力。</w:t>
-      </w:r>
-    </w:p>
-    <w:bookmarkEnd w:id="30"/>
-    <w:bookmarkStart w:id="31" w:name="当前验证"/>
+        <w:t xml:space="preserve">当前 tmux 会话：</w:t>
+      </w:r>
+    </w:p>
+    <w:p>
+      <w:pPr>
+        <w:pStyle w:val="SourceCode"/>
+      </w:pPr>
+      <w:r>
+        <w:rPr>
+          <w:rStyle w:val="VerbatimChar"/>
+        </w:rPr>
+        <w:t xml:space="preserve">signlanguage-web     -&gt; 5080 shared scoring backend + current frontend</w:t>
+      </w:r>
+    </w:p>
+    <w:bookmarkEnd w:id="29"/>
+    <w:bookmarkStart w:id="30" w:name="未来后端池设计"/>
     <w:p>
       <w:pPr>
         <w:pStyle w:val="Heading2"/>
       </w:pPr>
       <w:r>
-        <w:t xml:space="preserve">12. 当前验证</w:t>
+        <w:t xml:space="preserve">11. 未来后端池设计</w:t>
       </w:r>
     </w:p>
     <w:p>
@@ -4085,7 +4600,104 @@
         <w:pStyle w:val="FirstParagraph"/>
       </w:pPr>
       <w:r>
-        <w:t xml:space="preserve">已完成的检查：</w:t>
+        <w:t xml:space="preserve">当用户并发增加时，可以把现在的单</w:t>
+      </w:r>
+      <w:r>
+        <w:t xml:space="preserve"> </w:t>
+      </w:r>
+      <w:r>
+        <w:rPr>
+          <w:rStyle w:val="VerbatimChar"/>
+        </w:rPr>
+        <w:t xml:space="preserve">5080</w:t>
+      </w:r>
+      <w:r>
+        <w:t xml:space="preserve"> </w:t>
+      </w:r>
+      <w:r>
+        <w:t xml:space="preserve">后端扩展为后端池。推荐演进方式：</w:t>
+      </w:r>
+    </w:p>
+    <w:p>
+      <w:pPr>
+        <w:pStyle w:val="SourceCode"/>
+      </w:pPr>
+      <w:r>
+        <w:rPr>
+          <w:rStyle w:val="VerbatimChar"/>
+        </w:rPr>
+        <w:t xml:space="preserve">前端 5081/5082/5083/...</w:t>
+      </w:r>
+      <w:r>
+        <w:br/>
+      </w:r>
+      <w:r>
+        <w:rPr>
+          <w:rStyle w:val="VerbatimChar"/>
+        </w:rPr>
+        <w:t xml:space="preserve">  |</w:t>
+      </w:r>
+      <w:r>
+        <w:br/>
+      </w:r>
+      <w:r>
+        <w:rPr>
+          <w:rStyle w:val="VerbatimChar"/>
+        </w:rPr>
+        <w:t xml:space="preserve">  v</w:t>
+      </w:r>
+      <w:r>
+        <w:br/>
+      </w:r>
+      <w:r>
+        <w:rPr>
+          <w:rStyle w:val="VerbatimChar"/>
+        </w:rPr>
+        <w:t xml:space="preserve">轻量 API gateway / proxy</w:t>
+      </w:r>
+      <w:r>
+        <w:br/>
+      </w:r>
+      <w:r>
+        <w:rPr>
+          <w:rStyle w:val="VerbatimChar"/>
+        </w:rPr>
+        <w:t xml:space="preserve">  |</w:t>
+      </w:r>
+      <w:r>
+        <w:br/>
+      </w:r>
+      <w:r>
+        <w:rPr>
+          <w:rStyle w:val="VerbatimChar"/>
+        </w:rPr>
+        <w:t xml:space="preserve">  +-- scoring backend A: 5080, worker A</w:t>
+      </w:r>
+      <w:r>
+        <w:br/>
+      </w:r>
+      <w:r>
+        <w:rPr>
+          <w:rStyle w:val="VerbatimChar"/>
+        </w:rPr>
+        <w:t xml:space="preserve">  +-- scoring backend B: 5084, worker B</w:t>
+      </w:r>
+      <w:r>
+        <w:br/>
+      </w:r>
+      <w:r>
+        <w:rPr>
+          <w:rStyle w:val="VerbatimChar"/>
+        </w:rPr>
+        <w:t xml:space="preserve">  +-- scoring backend C: 5085, worker C</w:t>
+      </w:r>
+    </w:p>
+    <w:p>
+      <w:pPr>
+        <w:pStyle w:val="FirstParagraph"/>
+      </w:pPr>
+      <w:r>
+        <w:t xml:space="preserve">后端池需要补充：</w:t>
       </w:r>
     </w:p>
     <w:p>
@@ -4097,25 +4709,13 @@
         <w:pStyle w:val="Compact"/>
       </w:pPr>
       <w:r>
-        <w:rPr>
-          <w:rStyle w:val="VerbatimChar"/>
-        </w:rPr>
-        <w:t xml:space="preserve">5080</w:t>
-      </w:r>
-      <w:r>
-        <w:t xml:space="preserve"> </w:t>
-      </w:r>
-      <w:r>
-        <w:t xml:space="preserve">监听</w:t>
-      </w:r>
-      <w:r>
-        <w:t xml:space="preserve"> </w:t>
-      </w:r>
-      <w:r>
-        <w:rPr>
-          <w:rStyle w:val="VerbatimChar"/>
-        </w:rPr>
-        <w:t xml:space="preserve">127.0.0.1:5080</w:t>
+        <w:t xml:space="preserve">worker 健康状态：</w:t>
+      </w:r>
+      <w:r>
+        <w:rPr>
+          <w:rStyle w:val="VerbatimChar"/>
+        </w:rPr>
+        <w:t xml:space="preserve">ready/startup/error/busy</w:t>
       </w:r>
       <w:r>
         <w:t xml:space="preserve">。</w:t>
@@ -4130,16 +4730,7 @@
         <w:pStyle w:val="Compact"/>
       </w:pPr>
       <w:r>
-        <w:rPr>
-          <w:rStyle w:val="VerbatimChar"/>
-        </w:rPr>
-        <w:t xml:space="preserve">5081/5082/5083</w:t>
-      </w:r>
-      <w:r>
-        <w:t xml:space="preserve"> </w:t>
-      </w:r>
-      <w:r>
-        <w:t xml:space="preserve">当前不再监听。</w:t>
+        <w:t xml:space="preserve">请求队列或负载均衡：优先发给 ready 且空闲的 worker。</w:t>
       </w:r>
     </w:p>
     <w:p>
@@ -4151,22 +4742,7 @@
         <w:pStyle w:val="Compact"/>
       </w:pPr>
       <w:r>
-        <w:t xml:space="preserve">当前只剩</w:t>
-      </w:r>
-      <w:r>
-        <w:t xml:space="preserve"> </w:t>
-      </w:r>
-      <w:r>
-        <w:rPr>
-          <w:rStyle w:val="VerbatimChar"/>
-        </w:rPr>
-        <w:t xml:space="preserve">signlanguage-web</w:t>
-      </w:r>
-      <w:r>
-        <w:t xml:space="preserve"> </w:t>
-      </w:r>
-      <w:r>
-        <w:t xml:space="preserve">一个 tmux 会话。</w:t>
+        <w:t xml:space="preserve">结果目录隔离：按 backend id 或 request id 分目录。</w:t>
       </w:r>
     </w:p>
     <w:p>
@@ -4178,34 +4754,7 @@
         <w:pStyle w:val="Compact"/>
       </w:pPr>
       <w:r>
-        <w:t xml:space="preserve">当前只有一个</w:t>
-      </w:r>
-      <w:r>
-        <w:t xml:space="preserve"> </w:t>
-      </w:r>
-      <w:r>
-        <w:rPr>
-          <w:rStyle w:val="VerbatimChar"/>
-        </w:rPr>
-        <w:t xml:space="preserve">holistic_worker_daemon.py</w:t>
-      </w:r>
-      <w:r>
-        <w:t xml:space="preserve"> </w:t>
-      </w:r>
-      <w:r>
-        <w:t xml:space="preserve">进程，属于</w:t>
-      </w:r>
-      <w:r>
-        <w:t xml:space="preserve"> </w:t>
-      </w:r>
-      <w:r>
-        <w:rPr>
-          <w:rStyle w:val="VerbatimChar"/>
-        </w:rPr>
-        <w:t xml:space="preserve">5080</w:t>
-      </w:r>
-      <w:r>
-        <w:t xml:space="preserve">。</w:t>
+        <w:t xml:space="preserve">超时与失败重试：worker 卡死时切换到其他后端。</w:t>
       </w:r>
     </w:p>
     <w:p>
@@ -4217,6 +4766,176 @@
         <w:pStyle w:val="Compact"/>
       </w:pPr>
       <w:r>
+        <w:t xml:space="preserve">前端无感：前端仍只请求统一</w:t>
+      </w:r>
+      <w:r>
+        <w:t xml:space="preserve"> </w:t>
+      </w:r>
+      <w:r>
+        <w:rPr>
+          <w:rStyle w:val="VerbatimChar"/>
+        </w:rPr>
+        <w:t xml:space="preserve">/api/score</w:t>
+      </w:r>
+      <w:r>
+        <w:t xml:space="preserve">。</w:t>
+      </w:r>
+    </w:p>
+    <w:p>
+      <w:pPr>
+        <w:pStyle w:val="FirstParagraph"/>
+      </w:pPr>
+      <w:r>
+        <w:t xml:space="preserve">这一步应在有真实并发需求后再做。当前阶段保留一个常驻后端更简单，且避免多 worker 同时初始化 Holistic 带来的资源压力。</w:t>
+      </w:r>
+    </w:p>
+    <w:bookmarkEnd w:id="30"/>
+    <w:bookmarkStart w:id="31" w:name="当前验证"/>
+    <w:p>
+      <w:pPr>
+        <w:pStyle w:val="Heading2"/>
+      </w:pPr>
+      <w:r>
+        <w:t xml:space="preserve">12. 当前验证</w:t>
+      </w:r>
+    </w:p>
+    <w:p>
+      <w:pPr>
+        <w:pStyle w:val="FirstParagraph"/>
+      </w:pPr>
+      <w:r>
+        <w:t xml:space="preserve">已完成的检查：</w:t>
+      </w:r>
+    </w:p>
+    <w:p>
+      <w:pPr>
+        <w:numPr>
+          <w:ilvl w:val="0"/>
+          <w:numId w:val="1011"/>
+        </w:numPr>
+        <w:pStyle w:val="Compact"/>
+      </w:pPr>
+      <w:r>
+        <w:rPr>
+          <w:rStyle w:val="VerbatimChar"/>
+        </w:rPr>
+        <w:t xml:space="preserve">5080</w:t>
+      </w:r>
+      <w:r>
+        <w:t xml:space="preserve"> </w:t>
+      </w:r>
+      <w:r>
+        <w:t xml:space="preserve">监听</w:t>
+      </w:r>
+      <w:r>
+        <w:t xml:space="preserve"> </w:t>
+      </w:r>
+      <w:r>
+        <w:rPr>
+          <w:rStyle w:val="VerbatimChar"/>
+        </w:rPr>
+        <w:t xml:space="preserve">127.0.0.1:5080</w:t>
+      </w:r>
+      <w:r>
+        <w:t xml:space="preserve">。</w:t>
+      </w:r>
+    </w:p>
+    <w:p>
+      <w:pPr>
+        <w:numPr>
+          <w:ilvl w:val="0"/>
+          <w:numId w:val="1011"/>
+        </w:numPr>
+        <w:pStyle w:val="Compact"/>
+      </w:pPr>
+      <w:r>
+        <w:rPr>
+          <w:rStyle w:val="VerbatimChar"/>
+        </w:rPr>
+        <w:t xml:space="preserve">5081/5082/5083</w:t>
+      </w:r>
+      <w:r>
+        <w:t xml:space="preserve"> </w:t>
+      </w:r>
+      <w:r>
+        <w:t xml:space="preserve">当前不再监听。</w:t>
+      </w:r>
+    </w:p>
+    <w:p>
+      <w:pPr>
+        <w:numPr>
+          <w:ilvl w:val="0"/>
+          <w:numId w:val="1011"/>
+        </w:numPr>
+        <w:pStyle w:val="Compact"/>
+      </w:pPr>
+      <w:r>
+        <w:t xml:space="preserve">当前只剩</w:t>
+      </w:r>
+      <w:r>
+        <w:t xml:space="preserve"> </w:t>
+      </w:r>
+      <w:r>
+        <w:rPr>
+          <w:rStyle w:val="VerbatimChar"/>
+        </w:rPr>
+        <w:t xml:space="preserve">signlanguage-web</w:t>
+      </w:r>
+      <w:r>
+        <w:t xml:space="preserve"> </w:t>
+      </w:r>
+      <w:r>
+        <w:t xml:space="preserve">一个 tmux 会话。</w:t>
+      </w:r>
+    </w:p>
+    <w:p>
+      <w:pPr>
+        <w:numPr>
+          <w:ilvl w:val="0"/>
+          <w:numId w:val="1011"/>
+        </w:numPr>
+        <w:pStyle w:val="Compact"/>
+      </w:pPr>
+      <w:r>
+        <w:t xml:space="preserve">当前只有一个</w:t>
+      </w:r>
+      <w:r>
+        <w:t xml:space="preserve"> </w:t>
+      </w:r>
+      <w:r>
+        <w:rPr>
+          <w:rStyle w:val="VerbatimChar"/>
+        </w:rPr>
+        <w:t xml:space="preserve">holistic_worker_daemon.py</w:t>
+      </w:r>
+      <w:r>
+        <w:t xml:space="preserve"> </w:t>
+      </w:r>
+      <w:r>
+        <w:t xml:space="preserve">进程，属于</w:t>
+      </w:r>
+      <w:r>
+        <w:t xml:space="preserve"> </w:t>
+      </w:r>
+      <w:r>
+        <w:rPr>
+          <w:rStyle w:val="VerbatimChar"/>
+        </w:rPr>
+        <w:t xml:space="preserve">5080</w:t>
+      </w:r>
+      <w:r>
+        <w:t xml:space="preserve">。</w:t>
+      </w:r>
+    </w:p>
+    <w:p>
+      <w:pPr>
+        <w:numPr>
+          <w:ilvl w:val="0"/>
+          <w:numId w:val="1011"/>
+        </w:numPr>
+        <w:pStyle w:val="Compact"/>
+      </w:pPr>
+      <w:r>
         <w:rPr>
           <w:rStyle w:val="VerbatimChar"/>
         </w:rPr>
@@ -4226,19 +4945,7 @@
         <w:t xml:space="preserve"> </w:t>
       </w:r>
       <w:r>
-        <w:t xml:space="preserve">返回 worker</w:t>
-      </w:r>
-      <w:r>
-        <w:t xml:space="preserve"> </w:t>
-      </w:r>
-      <w:r>
-        <w:rPr>
-          <w:rStyle w:val="VerbatimChar"/>
-        </w:rPr>
-        <w:t xml:space="preserve">ready</w:t>
-      </w:r>
-      <w:r>
-        <w:t xml:space="preserve">，模板数</w:t>
+        <w:t xml:space="preserve">返回模板数</w:t>
       </w:r>
       <w:r>
         <w:t xml:space="preserve"> </w:t>
@@ -4250,7 +4957,82 @@
         <w:t xml:space="preserve">10</w:t>
       </w:r>
       <w:r>
-        <w:t xml:space="preserve">。</w:t>
+        <w:t xml:space="preserve">，并包含</w:t>
+      </w:r>
+      <w:r>
+        <w:t xml:space="preserve"> </w:t>
+      </w:r>
+      <w:r>
+        <w:rPr>
+          <w:rStyle w:val="VerbatimChar"/>
+        </w:rPr>
+        <w:t xml:space="preserve">scoring_module</w:t>
+      </w:r>
+      <w:r>
+        <w:t xml:space="preserve"> </w:t>
+      </w:r>
+      <w:r>
+        <w:t xml:space="preserve">热重载状态。</w:t>
+      </w:r>
+    </w:p>
+    <w:p>
+      <w:pPr>
+        <w:numPr>
+          <w:ilvl w:val="0"/>
+          <w:numId w:val="1011"/>
+        </w:numPr>
+        <w:pStyle w:val="Compact"/>
+      </w:pPr>
+      <w:r>
+        <w:rPr>
+          <w:rStyle w:val="VerbatimChar"/>
+        </w:rPr>
+        <w:t xml:space="preserve">POST /api/admin/reload-scoring</w:t>
+      </w:r>
+      <w:r>
+        <w:t xml:space="preserve"> </w:t>
+      </w:r>
+      <w:r>
+        <w:t xml:space="preserve">已验证可用，</w:t>
+      </w:r>
+      <w:r>
+        <w:rPr>
+          <w:rStyle w:val="VerbatimChar"/>
+        </w:rPr>
+        <w:t xml:space="preserve">reload_count</w:t>
+      </w:r>
+      <w:r>
+        <w:t xml:space="preserve"> </w:t>
+      </w:r>
+      <w:r>
+        <w:t xml:space="preserve">从</w:t>
+      </w:r>
+      <w:r>
+        <w:t xml:space="preserve"> </w:t>
+      </w:r>
+      <w:r>
+        <w:rPr>
+          <w:rStyle w:val="VerbatimChar"/>
+        </w:rPr>
+        <w:t xml:space="preserve">0</w:t>
+      </w:r>
+      <w:r>
+        <w:t xml:space="preserve"> </w:t>
+      </w:r>
+      <w:r>
+        <w:t xml:space="preserve">增至</w:t>
+      </w:r>
+      <w:r>
+        <w:t xml:space="preserve"> </w:t>
+      </w:r>
+      <w:r>
+        <w:rPr>
+          <w:rStyle w:val="VerbatimChar"/>
+        </w:rPr>
+        <w:t xml:space="preserve">1</w:t>
+      </w:r>
+      <w:r>
+        <w:t xml:space="preserve">，worker 状态保持不变。</w:t>
       </w:r>
     </w:p>
     <w:p>
@@ -4258,34 +5040,7 @@
         <w:pStyle w:val="FirstParagraph"/>
       </w:pPr>
       <w:r>
-        <w:t xml:space="preserve">当前</w:t>
-      </w:r>
-      <w:r>
-        <w:t xml:space="preserve"> </w:t>
-      </w:r>
-      <w:r>
-        <w:rPr>
-          <w:rStyle w:val="VerbatimChar"/>
-        </w:rPr>
-        <w:t xml:space="preserve">5080</w:t>
-      </w:r>
-      <w:r>
-        <w:t xml:space="preserve"> </w:t>
-      </w:r>
-      <w:r>
-        <w:t xml:space="preserve">worker 状态为 ready。本次重启后 Holistic 初始化时间显示约</w:t>
-      </w:r>
-      <w:r>
-        <w:t xml:space="preserve"> </w:t>
-      </w:r>
-      <w:r>
-        <w:rPr>
-          <w:rStyle w:val="VerbatimChar"/>
-        </w:rPr>
-        <w:t xml:space="preserve">390.501s</w:t>
-      </w:r>
-      <w:r>
-        <w:t xml:space="preserve">，因此后续更应避免为了前端页面改版重启共享后端。</w:t>
+        <w:t xml:space="preserve">2026-05-23 02:30 CST 已完成一次结构性重启以加载热重载能力；后续只调整评分脚本时不再需要重启 Holistic 后端。</w:t>
       </w:r>
     </w:p>
     <w:bookmarkEnd w:id="31"/>
@@ -4777,6 +5532,9 @@
     <w:abstractNumId w:val="991"/>
   </w:num>
   <w:num w:numId="1008">
+    <w:abstractNumId w:val="991"/>
+  </w:num>
+  <w:num w:numId="1009">
     <w:abstractNumId w:val="99411"/>
     <w:lvlOverride w:ilvl="0">
       <w:startOverride w:val="1"/>
@@ -4806,10 +5564,10 @@
       <w:startOverride w:val="1"/>
     </w:lvlOverride>
   </w:num>
-  <w:num w:numId="1009">
+  <w:num w:numId="1010">
     <w:abstractNumId w:val="991"/>
   </w:num>
-  <w:num w:numId="1010">
+  <w:num w:numId="1011">
     <w:abstractNumId w:val="991"/>
   </w:num>
 </w:numbering>
